--- a/exercises/Bài tập tổng hợp 54-57 - Câu tường thuật/Đề 2.docx
+++ b/exercises/Bài tập tổng hợp 54-57 - Câu tường thuật/Đề 2.docx
@@ -3,604 +3,2428 @@
 <w:document xmlns:w="http://schemas.openxmlformats.org/wordprocessingml/2006/main">
   <w:body>
     <w:p>
-      <w:r>
-        <w:rPr>
+      <w:pPr>
+        <w:spacing w:before="0" w:after="280"/>
+        <w:keepNext/>
+        <w:jc w:val="center"/>
+      </w:pPr>
+      <w:r>
+        <w:rPr>
+          <w:color w:val="000000"/>
           <w:b/>
         </w:rPr>
-        <w:t xml:space="preserve">ĐỀ TỔNG HỢP 54–57 – ĐỀ 2</w:t>
-      </w:r>
-    </w:p>
-    <w:p>
-      <w:r>
-        <w:t xml:space="preserve">REPORTED SPEECH: STATEMENTS – QUESTIONS – COMMANDS / REQUESTS – CHANGES</w:t>
-      </w:r>
-    </w:p>
-    <w:p>
-      <w:r>
-        <w:t xml:space="preserve">Họ và tên: __________________________                         Điểm: ________/100</w:t>
-      </w:r>
-    </w:p>
-    <w:p>
-      <w:r>
-        <w:rPr>
+        <w:t>ĐỀ TỔNG HỢP 54–57 – ĐỀ 2</w:t>
+      </w:r>
+    </w:p>
+    <w:p>
+      <w:pPr>
+        <w:spacing w:before="0" w:after="180"/>
+        <w:jc w:val="center"/>
+      </w:pPr>
+      <w:r>
+        <w:rPr>
+          <w:color w:val="000000"/>
           <w:b/>
         </w:rPr>
-        <w:t xml:space="preserve">PHẦN 1. LÙI THÌ VÀ ĐỔI TỪ CHỈ THỜI GIAN/NƠI CHỐN (10 điểm)</w:t>
-      </w:r>
-    </w:p>
-    <w:p>
-      <w:r>
-        <w:t xml:space="preserve">1. past simple → ___</w:t>
-      </w:r>
-    </w:p>
-    <w:p>
-      <w:r>
-        <w:t xml:space="preserve">2. will → ___</w:t>
-      </w:r>
-    </w:p>
-    <w:p>
-      <w:r>
-        <w:t xml:space="preserve">3. can → ___</w:t>
-      </w:r>
-    </w:p>
-    <w:p>
-      <w:r>
-        <w:t xml:space="preserve">4. may → ___</w:t>
-      </w:r>
-    </w:p>
-    <w:p>
-      <w:r>
-        <w:t xml:space="preserve">5. must → ___</w:t>
-      </w:r>
-    </w:p>
-    <w:p>
-      <w:r>
-        <w:t xml:space="preserve">6. today → ___</w:t>
-      </w:r>
-    </w:p>
-    <w:p>
-      <w:r>
-        <w:t xml:space="preserve">7. tomorrow → ___</w:t>
-      </w:r>
-    </w:p>
-    <w:p>
-      <w:r>
-        <w:t xml:space="preserve">8. yesterday → ___</w:t>
-      </w:r>
-    </w:p>
-    <w:p>
-      <w:r>
-        <w:t xml:space="preserve">9. here → ___</w:t>
-      </w:r>
-    </w:p>
-    <w:p>
-      <w:r>
-        <w:t xml:space="preserve">10. this/these → ___</w:t>
-      </w:r>
-    </w:p>
-    <w:p>
-      <w:r>
-        <w:rPr>
+        <w:t>REPORTED SPEECH: STATEMENTS – QUESTIONS – COMMANDS / REQUESTS – CHANGES</w:t>
+      </w:r>
+    </w:p>
+    <w:p>
+      <w:pPr>
+        <w:spacing w:before="0" w:after="100"/>
+      </w:pPr>
+      <w:r>
+        <w:rPr>
+          <w:color w:val="000000"/>
+        </w:rPr>
+        <w:t>Họ và tên: __________________________                         Điểm: ________/100</w:t>
+      </w:r>
+    </w:p>
+    <w:p>
+      <w:pPr>
+        <w:spacing w:before="0" w:after="100"/>
+      </w:pPr>
+      <w:r>
+        <w:rPr>
+          <w:color w:val="000000"/>
+        </w:rPr>
+        <w:t>Phạm vi kiến thức: Bài 54–57 — câu tường thuật câu kể; câu hỏi Yes/No và Wh-; mệnh lệnh/yêu cầu; lùi thì và đổi từ chỉ thời gian, nơi chốn.</w:t>
+      </w:r>
+    </w:p>
+    <w:p>
+      <w:pPr>
+        <w:spacing w:before="0" w:after="100"/>
+      </w:pPr>
+      <w:r>
+        <w:rPr>
+          <w:color w:val="000000"/>
+        </w:rPr>
+        <w:t>Thời gian làm bài dự kiến: 90 phút.</w:t>
+      </w:r>
+    </w:p>
+    <w:p>
+      <w:pPr>
+        <w:spacing w:before="0" w:after="100"/>
+      </w:pPr>
+      <w:r>
+        <w:rPr>
+          <w:color w:val="000000"/>
+        </w:rPr>
+        <w:t>Tổng điểm: 100 điểm.</w:t>
+      </w:r>
+    </w:p>
+    <w:p>
+      <w:pPr>
+        <w:spacing w:before="0" w:after="120"/>
+      </w:pPr>
+      <w:r>
+        <w:rPr>
+          <w:color w:val="000000"/>
+        </w:rPr>
+        <w:t>Hướng dẫn chung: Làm lần lượt từng phần và kiểm tra thì, đại từ, trật tự câu hỏi cùng cách dùng say/tell trước khi nộp bài.</w:t>
+      </w:r>
+    </w:p>
+    <w:p>
+      <w:pPr>
+        <w:spacing w:before="240" w:after="60"/>
+        <w:keepNext/>
+      </w:pPr>
+      <w:r>
+        <w:rPr>
+          <w:color w:val="000000"/>
           <w:b/>
         </w:rPr>
-        <w:t xml:space="preserve">PHẦN 2. SAY / TELL (10 điểm)</w:t>
-      </w:r>
-    </w:p>
-    <w:p>
-      <w:r>
-        <w:t xml:space="preserve">1. He ___ his sister not to worry.</w:t>
-      </w:r>
-    </w:p>
-    <w:p>
-      <w:r>
-        <w:t xml:space="preserve">2. They ___ that they had finished.</w:t>
-      </w:r>
-    </w:p>
-    <w:p>
-      <w:r>
-        <w:t xml:space="preserve">3. Mum ___ me to call her.</w:t>
-      </w:r>
-    </w:p>
-    <w:p>
-      <w:r>
-        <w:t xml:space="preserve">4. Hoa ___ to Nam that she was busy.</w:t>
-      </w:r>
-    </w:p>
-    <w:p>
-      <w:r>
-        <w:t xml:space="preserve">5. The doctor ___ him to rest.</w:t>
-      </w:r>
-    </w:p>
-    <w:p>
-      <w:r>
-        <w:t xml:space="preserve">6. My friend ___ he liked the film.</w:t>
-      </w:r>
-    </w:p>
-    <w:p>
-      <w:r>
-        <w:t xml:space="preserve">7. She ___ us that the bus had left.</w:t>
-      </w:r>
-    </w:p>
-    <w:p>
-      <w:r>
-        <w:t xml:space="preserve">8. The guide ___ to stay together. (us)</w:t>
-      </w:r>
-    </w:p>
-    <w:p>
-      <w:r>
-        <w:t xml:space="preserve">9. Peter ___ that he might be late.</w:t>
-      </w:r>
-    </w:p>
-    <w:p>
-      <w:r>
-        <w:t xml:space="preserve">10. Dad ___ me he would help.</w:t>
-      </w:r>
-    </w:p>
-    <w:p>
-      <w:r>
-        <w:rPr>
+        <w:t>PHẦN 1. LÙI THÌ VÀ ĐỔI TỪ CHỈ THỜI GIAN/NƠI CHỐN (10 điểm)</w:t>
+      </w:r>
+    </w:p>
+    <w:p>
+      <w:pPr>
+        <w:spacing w:before="0" w:after="60"/>
+        <w:keepNext/>
+      </w:pPr>
+      <w:r>
+        <w:rPr>
+          <w:color w:val="000000"/>
+          <w:i/>
+        </w:rPr>
+        <w:t>Hướng dẫn: Điền dạng lùi thì hoặc từ chỉ thời gian/nơi chốn tương ứng trong câu tường thuật.</w:t>
+      </w:r>
+    </w:p>
+    <w:p>
+      <w:pPr>
+        <w:spacing w:before="40" w:after="60"/>
+      </w:pPr>
+      <w:r>
+        <w:rPr>
+          <w:color w:val="000000"/>
+        </w:rPr>
+        <w:t>1. past simple → ___</w:t>
+      </w:r>
+    </w:p>
+    <w:p>
+      <w:pPr>
+        <w:spacing w:before="120" w:after="160"/>
+      </w:pPr>
+      <w:r>
+        <w:rPr>
+          <w:color w:val="000000"/>
+        </w:rPr>
+        <w:t>2. will → ___</w:t>
+      </w:r>
+    </w:p>
+    <w:p>
+      <w:pPr>
+        <w:spacing w:before="120" w:after="160"/>
+      </w:pPr>
+      <w:r>
+        <w:rPr>
+          <w:color w:val="000000"/>
+        </w:rPr>
+        <w:t>3. can → ___</w:t>
+      </w:r>
+    </w:p>
+    <w:p>
+      <w:pPr>
+        <w:spacing w:before="120" w:after="160"/>
+      </w:pPr>
+      <w:r>
+        <w:rPr>
+          <w:color w:val="000000"/>
+        </w:rPr>
+        <w:t>4. may → ___</w:t>
+      </w:r>
+    </w:p>
+    <w:p>
+      <w:pPr>
+        <w:spacing w:before="120" w:after="160"/>
+      </w:pPr>
+      <w:r>
+        <w:rPr>
+          <w:color w:val="000000"/>
+        </w:rPr>
+        <w:t>5. must → ___</w:t>
+      </w:r>
+    </w:p>
+    <w:p>
+      <w:pPr>
+        <w:spacing w:before="120" w:after="160"/>
+      </w:pPr>
+      <w:r>
+        <w:rPr>
+          <w:color w:val="000000"/>
+        </w:rPr>
+        <w:t>6. today → ___</w:t>
+      </w:r>
+    </w:p>
+    <w:p>
+      <w:pPr>
+        <w:spacing w:before="120" w:after="160"/>
+      </w:pPr>
+      <w:r>
+        <w:rPr>
+          <w:color w:val="000000"/>
+        </w:rPr>
+        <w:t>7. tomorrow → ___</w:t>
+      </w:r>
+    </w:p>
+    <w:p>
+      <w:pPr>
+        <w:spacing w:before="120" w:after="160"/>
+      </w:pPr>
+      <w:r>
+        <w:rPr>
+          <w:color w:val="000000"/>
+        </w:rPr>
+        <w:t>8. yesterday → ___</w:t>
+      </w:r>
+    </w:p>
+    <w:p>
+      <w:pPr>
+        <w:spacing w:before="120" w:after="160"/>
+      </w:pPr>
+      <w:r>
+        <w:rPr>
+          <w:color w:val="000000"/>
+        </w:rPr>
+        <w:t>9. here → ___</w:t>
+      </w:r>
+    </w:p>
+    <w:p>
+      <w:pPr>
+        <w:spacing w:before="120" w:after="160"/>
+      </w:pPr>
+      <w:r>
+        <w:rPr>
+          <w:color w:val="000000"/>
+        </w:rPr>
+        <w:t>10. this/these → ___</w:t>
+      </w:r>
+    </w:p>
+    <w:p>
+      <w:pPr>
+        <w:spacing w:before="240" w:after="60"/>
+        <w:keepNext/>
+      </w:pPr>
+      <w:r>
+        <w:rPr>
+          <w:color w:val="000000"/>
           <w:b/>
         </w:rPr>
-        <w:t xml:space="preserve">PHẦN 3. TƯỜNG THUẬT CÂU KỂ (10 điểm)</w:t>
-      </w:r>
-    </w:p>
-    <w:p>
-      <w:r>
-        <w:t xml:space="preserve">1. Hoa said, “I can swim.”</w:t>
-      </w:r>
-    </w:p>
-    <w:p>
-      <w:r>
-        <w:t xml:space="preserve">2. Tom said, “I may arrive late.”</w:t>
-      </w:r>
-    </w:p>
-    <w:p>
-      <w:r>
-        <w:t xml:space="preserve">3. She said, “I was reading at eight.”</w:t>
-      </w:r>
-    </w:p>
-    <w:p>
-      <w:r>
-        <w:t xml:space="preserve">4. Nam said, “This is my book.”</w:t>
-      </w:r>
-    </w:p>
-    <w:p>
-      <w:r>
-        <w:t xml:space="preserve">5. Lan said, “We must leave now.”</w:t>
-      </w:r>
-    </w:p>
-    <w:p>
-      <w:r>
-        <w:t xml:space="preserve">6. He said, “The earth moves around the sun.”</w:t>
-      </w:r>
-    </w:p>
-    <w:p>
-      <w:r>
-        <w:t xml:space="preserve">7. Mai said, “I do not like coffee.”</w:t>
-      </w:r>
-    </w:p>
-    <w:p>
-      <w:r>
-        <w:t xml:space="preserve">8. They said, “We are waiting here.”</w:t>
-      </w:r>
-    </w:p>
-    <w:p>
-      <w:r>
-        <w:t xml:space="preserve">9. Dad said, “I bought these tools last week.”</w:t>
-      </w:r>
-    </w:p>
-    <w:p>
-      <w:r>
-        <w:t xml:space="preserve">10. She said, “I have never seen this film.”</w:t>
-      </w:r>
-    </w:p>
-    <w:p>
-      <w:r>
-        <w:rPr>
+        <w:t>PHẦN 2. SAY / TELL (10 điểm)</w:t>
+      </w:r>
+    </w:p>
+    <w:p>
+      <w:pPr>
+        <w:spacing w:before="0" w:after="60"/>
+        <w:keepNext/>
+      </w:pPr>
+      <w:r>
+        <w:rPr>
+          <w:color w:val="000000"/>
+          <w:i/>
+        </w:rPr>
+        <w:t>Hướng dẫn: Điền say hoặc tell với cấu trúc đúng theo tân ngữ đi kèm.</w:t>
+      </w:r>
+    </w:p>
+    <w:p>
+      <w:pPr>
+        <w:spacing w:before="40" w:after="60"/>
+      </w:pPr>
+      <w:r>
+        <w:rPr>
+          <w:color w:val="000000"/>
+        </w:rPr>
+        <w:t>1. He ___ his sister not to worry.</w:t>
+      </w:r>
+    </w:p>
+    <w:p>
+      <w:pPr>
+        <w:spacing w:before="120" w:after="160"/>
+      </w:pPr>
+      <w:r>
+        <w:rPr>
+          <w:color w:val="000000"/>
+        </w:rPr>
+        <w:t>2. They ___ that they had finished.</w:t>
+      </w:r>
+    </w:p>
+    <w:p>
+      <w:pPr>
+        <w:spacing w:before="120" w:after="160"/>
+      </w:pPr>
+      <w:r>
+        <w:rPr>
+          <w:color w:val="000000"/>
+        </w:rPr>
+        <w:t>3. Mum ___ me to call her.</w:t>
+      </w:r>
+    </w:p>
+    <w:p>
+      <w:pPr>
+        <w:spacing w:before="120" w:after="160"/>
+      </w:pPr>
+      <w:r>
+        <w:rPr>
+          <w:color w:val="000000"/>
+        </w:rPr>
+        <w:t>4. Hoa ___ to Nam that she was busy.</w:t>
+      </w:r>
+    </w:p>
+    <w:p>
+      <w:pPr>
+        <w:spacing w:before="120" w:after="160"/>
+      </w:pPr>
+      <w:r>
+        <w:rPr>
+          <w:color w:val="000000"/>
+        </w:rPr>
+        <w:t>5. The doctor ___ him to rest.</w:t>
+      </w:r>
+    </w:p>
+    <w:p>
+      <w:pPr>
+        <w:spacing w:before="120" w:after="160"/>
+      </w:pPr>
+      <w:r>
+        <w:rPr>
+          <w:color w:val="000000"/>
+        </w:rPr>
+        <w:t>6. My friend ___ he liked the film.</w:t>
+      </w:r>
+    </w:p>
+    <w:p>
+      <w:pPr>
+        <w:spacing w:before="120" w:after="160"/>
+      </w:pPr>
+      <w:r>
+        <w:rPr>
+          <w:color w:val="000000"/>
+        </w:rPr>
+        <w:t>7. She ___ us that the bus had left.</w:t>
+      </w:r>
+    </w:p>
+    <w:p>
+      <w:pPr>
+        <w:spacing w:before="120" w:after="160"/>
+      </w:pPr>
+      <w:r>
+        <w:rPr>
+          <w:color w:val="000000"/>
+        </w:rPr>
+        <w:t>8. The guide ___ to stay together. (us)</w:t>
+      </w:r>
+    </w:p>
+    <w:p>
+      <w:pPr>
+        <w:spacing w:before="120" w:after="160"/>
+      </w:pPr>
+      <w:r>
+        <w:rPr>
+          <w:color w:val="000000"/>
+        </w:rPr>
+        <w:t>9. Peter ___ that he might be late.</w:t>
+      </w:r>
+    </w:p>
+    <w:p>
+      <w:pPr>
+        <w:spacing w:before="120" w:after="160"/>
+      </w:pPr>
+      <w:r>
+        <w:rPr>
+          <w:color w:val="000000"/>
+        </w:rPr>
+        <w:t>10. Dad ___ me he would help.</w:t>
+      </w:r>
+    </w:p>
+    <w:p>
+      <w:pPr>
+        <w:spacing w:before="240" w:after="60"/>
+        <w:keepNext/>
+      </w:pPr>
+      <w:r>
+        <w:rPr>
+          <w:color w:val="000000"/>
           <w:b/>
         </w:rPr>
-        <w:t xml:space="preserve">PHẦN 4. TƯỜNG THUẬT CÂU HỎI YES/NO (10 điểm)</w:t>
-      </w:r>
-    </w:p>
-    <w:p>
-      <w:r>
-        <w:t xml:space="preserve">1. They asked, “Will you join us tomorrow?”</w:t>
-      </w:r>
-    </w:p>
-    <w:p>
-      <w:r>
-        <w:t xml:space="preserve">2. Hoa asked, “Is Nam studying now?”</w:t>
-      </w:r>
-    </w:p>
-    <w:p>
-      <w:r>
-        <w:t xml:space="preserve">3. The teacher asked, “Does everyone understand?”</w:t>
-      </w:r>
-    </w:p>
-    <w:p>
-      <w:r>
-        <w:t xml:space="preserve">4. Lan asked, “May I leave early?”</w:t>
-      </w:r>
-    </w:p>
-    <w:p>
-      <w:r>
-        <w:t xml:space="preserve">5. Dad asked, “Were you at home yesterday?”</w:t>
-      </w:r>
-    </w:p>
-    <w:p>
-      <w:r>
-        <w:t xml:space="preserve">6. He asked me, “Is this your bag?”</w:t>
-      </w:r>
-    </w:p>
-    <w:p>
-      <w:r>
-        <w:t xml:space="preserve">7. Mai asked, “Have they finished the work?”</w:t>
-      </w:r>
-    </w:p>
-    <w:p>
-      <w:r>
-        <w:t xml:space="preserve">8. She asked him, “Could you help me?”</w:t>
-      </w:r>
-    </w:p>
-    <w:p>
-      <w:r>
-        <w:t xml:space="preserve">9. Nam asked, “Are these seats free?”</w:t>
-      </w:r>
-    </w:p>
-    <w:p>
-      <w:r>
-        <w:t xml:space="preserve">10. They asked us, “Must you go now?”</w:t>
-      </w:r>
-    </w:p>
-    <w:p>
-      <w:r>
-        <w:rPr>
+        <w:t>PHẦN 3. TƯỜNG THUẬT CÂU KỂ (10 điểm)</w:t>
+      </w:r>
+    </w:p>
+    <w:p>
+      <w:pPr>
+        <w:spacing w:before="0" w:after="60"/>
+        <w:keepNext/>
+      </w:pPr>
+      <w:r>
+        <w:rPr>
+          <w:color w:val="000000"/>
+          <w:i/>
+        </w:rPr>
+        <w:t>Hướng dẫn: Chuyển mỗi câu kể trực tiếp sang câu tường thuật, chú ý đại từ và trạng từ.</w:t>
+      </w:r>
+    </w:p>
+    <w:p>
+      <w:pPr>
+        <w:spacing w:before="40" w:after="60"/>
+      </w:pPr>
+      <w:r>
+        <w:rPr>
+          <w:color w:val="000000"/>
+        </w:rPr>
+        <w:t>1. Hoa said, “I can swim.”</w:t>
+      </w:r>
+    </w:p>
+    <w:p>
+      <w:pPr>
+        <w:spacing w:before="120" w:after="160"/>
+      </w:pPr>
+      <w:r>
+        <w:rPr>
+          <w:color w:val="000000"/>
+        </w:rPr>
+        <w:t>2. Tom said, “I may arrive late.”</w:t>
+      </w:r>
+    </w:p>
+    <w:p>
+      <w:pPr>
+        <w:spacing w:before="120" w:after="160"/>
+      </w:pPr>
+      <w:r>
+        <w:rPr>
+          <w:color w:val="000000"/>
+        </w:rPr>
+        <w:t>3. She said, “I was reading at eight.”</w:t>
+      </w:r>
+    </w:p>
+    <w:p>
+      <w:pPr>
+        <w:spacing w:before="120" w:after="160"/>
+      </w:pPr>
+      <w:r>
+        <w:rPr>
+          <w:color w:val="000000"/>
+        </w:rPr>
+        <w:t>4. Nam said, “This is my book.”</w:t>
+      </w:r>
+    </w:p>
+    <w:p>
+      <w:pPr>
+        <w:spacing w:before="120" w:after="160"/>
+      </w:pPr>
+      <w:r>
+        <w:rPr>
+          <w:color w:val="000000"/>
+        </w:rPr>
+        <w:t>5. Lan said, “We must leave now.”</w:t>
+      </w:r>
+    </w:p>
+    <w:p>
+      <w:pPr>
+        <w:spacing w:before="120" w:after="160"/>
+      </w:pPr>
+      <w:r>
+        <w:rPr>
+          <w:color w:val="000000"/>
+        </w:rPr>
+        <w:t>6. He said, “The earth moves around the sun.”</w:t>
+      </w:r>
+    </w:p>
+    <w:p>
+      <w:pPr>
+        <w:spacing w:before="120" w:after="160"/>
+      </w:pPr>
+      <w:r>
+        <w:rPr>
+          <w:color w:val="000000"/>
+        </w:rPr>
+        <w:t>7. Mai said, “I do not like coffee.”</w:t>
+      </w:r>
+    </w:p>
+    <w:p>
+      <w:pPr>
+        <w:spacing w:before="120" w:after="160"/>
+      </w:pPr>
+      <w:r>
+        <w:rPr>
+          <w:color w:val="000000"/>
+        </w:rPr>
+        <w:t>8. They said, “We are waiting here.”</w:t>
+      </w:r>
+    </w:p>
+    <w:p>
+      <w:pPr>
+        <w:spacing w:before="120" w:after="160"/>
+      </w:pPr>
+      <w:r>
+        <w:rPr>
+          <w:color w:val="000000"/>
+        </w:rPr>
+        <w:t>9. Dad said, “I bought these tools last week.”</w:t>
+      </w:r>
+    </w:p>
+    <w:p>
+      <w:pPr>
+        <w:spacing w:before="120" w:after="160"/>
+      </w:pPr>
+      <w:r>
+        <w:rPr>
+          <w:color w:val="000000"/>
+        </w:rPr>
+        <w:t>10. She said, “I have never seen this film.”</w:t>
+      </w:r>
+    </w:p>
+    <w:p>
+      <w:pPr>
+        <w:spacing w:before="240" w:after="60"/>
+        <w:keepNext/>
+      </w:pPr>
+      <w:r>
+        <w:rPr>
+          <w:color w:val="000000"/>
           <w:b/>
         </w:rPr>
-        <w:t xml:space="preserve">PHẦN 5. TƯỜNG THUẬT CÂU HỎI WH- (10 điểm)</w:t>
-      </w:r>
-    </w:p>
-    <w:p>
-      <w:r>
-        <w:t xml:space="preserve">1. Mai asked, “How can I get there?”</w:t>
-      </w:r>
-    </w:p>
-    <w:p>
-      <w:r>
-        <w:t xml:space="preserve">2. He asked me, “Which book do you want?”</w:t>
-      </w:r>
-    </w:p>
-    <w:p>
-      <w:r>
-        <w:t xml:space="preserve">3. They asked, “How long have you lived here?”</w:t>
-      </w:r>
-    </w:p>
-    <w:p>
-      <w:r>
-        <w:t xml:space="preserve">4. Hoa asked, “What time does the train leave?”</w:t>
-      </w:r>
-    </w:p>
-    <w:p>
-      <w:r>
-        <w:t xml:space="preserve">5. Dad asked, “Whose phone is this?”</w:t>
-      </w:r>
-    </w:p>
-    <w:p>
-      <w:r>
-        <w:t xml:space="preserve">6. She asked him, “Where were you yesterday?”</w:t>
-      </w:r>
-    </w:p>
-    <w:p>
-      <w:r>
-        <w:t xml:space="preserve">7. The guide asked, “How many people are there?”</w:t>
-      </w:r>
-    </w:p>
-    <w:p>
-      <w:r>
-        <w:t xml:space="preserve">8. Nam asked, “What will happen next?”</w:t>
-      </w:r>
-    </w:p>
-    <w:p>
-      <w:r>
-        <w:t xml:space="preserve">9. I asked Lan, “Who did you meet?”</w:t>
-      </w:r>
-    </w:p>
-    <w:p>
-      <w:r>
-        <w:t xml:space="preserve">10. The doctor asked, “How do you feel today?”</w:t>
-      </w:r>
-    </w:p>
-    <w:p>
-      <w:r>
-        <w:rPr>
+        <w:t>PHẦN 4. TƯỜNG THUẬT CÂU HỎI YES/NO (10 điểm)</w:t>
+      </w:r>
+    </w:p>
+    <w:p>
+      <w:pPr>
+        <w:spacing w:before="0" w:after="60"/>
+        <w:keepNext/>
+      </w:pPr>
+      <w:r>
+        <w:rPr>
+          <w:color w:val="000000"/>
+          <w:i/>
+        </w:rPr>
+        <w:t>Hướng dẫn: Chuyển mỗi câu hỏi Yes/No sang câu hỏi gián tiếp với if hoặc whether.</w:t>
+      </w:r>
+    </w:p>
+    <w:p>
+      <w:pPr>
+        <w:spacing w:before="40" w:after="60"/>
+      </w:pPr>
+      <w:r>
+        <w:rPr>
+          <w:color w:val="000000"/>
+        </w:rPr>
+        <w:t>1. They asked, “Will you join us tomorrow?”</w:t>
+      </w:r>
+    </w:p>
+    <w:p>
+      <w:pPr>
+        <w:spacing w:before="120" w:after="160"/>
+      </w:pPr>
+      <w:r>
+        <w:rPr>
+          <w:color w:val="000000"/>
+        </w:rPr>
+        <w:t>2. Hoa asked, “Is Nam studying now?”</w:t>
+      </w:r>
+    </w:p>
+    <w:p>
+      <w:pPr>
+        <w:spacing w:before="120" w:after="160"/>
+      </w:pPr>
+      <w:r>
+        <w:rPr>
+          <w:color w:val="000000"/>
+        </w:rPr>
+        <w:t>3. The teacher asked, “Does everyone understand?”</w:t>
+      </w:r>
+    </w:p>
+    <w:p>
+      <w:pPr>
+        <w:spacing w:before="120" w:after="160"/>
+      </w:pPr>
+      <w:r>
+        <w:rPr>
+          <w:color w:val="000000"/>
+        </w:rPr>
+        <w:t>4. Lan asked, “May I leave early?”</w:t>
+      </w:r>
+    </w:p>
+    <w:p>
+      <w:pPr>
+        <w:spacing w:before="120" w:after="160"/>
+      </w:pPr>
+      <w:r>
+        <w:rPr>
+          <w:color w:val="000000"/>
+        </w:rPr>
+        <w:t>5. Dad asked, “Were you at home yesterday?”</w:t>
+      </w:r>
+    </w:p>
+    <w:p>
+      <w:pPr>
+        <w:spacing w:before="120" w:after="160"/>
+      </w:pPr>
+      <w:r>
+        <w:rPr>
+          <w:color w:val="000000"/>
+        </w:rPr>
+        <w:t>6. He asked me, “Is this your bag?”</w:t>
+      </w:r>
+    </w:p>
+    <w:p>
+      <w:pPr>
+        <w:spacing w:before="120" w:after="160"/>
+      </w:pPr>
+      <w:r>
+        <w:rPr>
+          <w:color w:val="000000"/>
+        </w:rPr>
+        <w:t>7. Mai asked, “Have they finished the work?”</w:t>
+      </w:r>
+    </w:p>
+    <w:p>
+      <w:pPr>
+        <w:spacing w:before="120" w:after="160"/>
+      </w:pPr>
+      <w:r>
+        <w:rPr>
+          <w:color w:val="000000"/>
+        </w:rPr>
+        <w:t>8. She asked him, “Could you help me?”</w:t>
+      </w:r>
+    </w:p>
+    <w:p>
+      <w:pPr>
+        <w:spacing w:before="120" w:after="160"/>
+      </w:pPr>
+      <w:r>
+        <w:rPr>
+          <w:color w:val="000000"/>
+        </w:rPr>
+        <w:t>9. Nam asked, “Are these seats free?”</w:t>
+      </w:r>
+    </w:p>
+    <w:p>
+      <w:pPr>
+        <w:spacing w:before="120" w:after="160"/>
+      </w:pPr>
+      <w:r>
+        <w:rPr>
+          <w:color w:val="000000"/>
+        </w:rPr>
+        <w:t>10. They asked us, “Must you go now?”</w:t>
+      </w:r>
+    </w:p>
+    <w:p>
+      <w:pPr>
+        <w:spacing w:before="240" w:after="60"/>
+        <w:keepNext/>
+      </w:pPr>
+      <w:r>
+        <w:rPr>
+          <w:color w:val="000000"/>
           <w:b/>
         </w:rPr>
-        <w:t xml:space="preserve">PHẦN 6. TƯỜNG THUẬT MỆNH LỆNH VÀ YÊU CẦU (10 điểm)</w:t>
-      </w:r>
-    </w:p>
-    <w:p>
-      <w:r>
-        <w:t xml:space="preserve">1. The doctor said, “You should rest.”</w:t>
-      </w:r>
-    </w:p>
-    <w:p>
-      <w:r>
-        <w:t xml:space="preserve">2. She said, “Please wait outside.”</w:t>
-      </w:r>
-    </w:p>
-    <w:p>
-      <w:r>
-        <w:t xml:space="preserve">3. The guide said, “Stay with the group.”</w:t>
-      </w:r>
-    </w:p>
-    <w:p>
-      <w:r>
-        <w:t xml:space="preserve">4. Mum said, “Do not touch the oven.”</w:t>
-      </w:r>
-    </w:p>
-    <w:p>
-      <w:r>
-        <w:t xml:space="preserve">5. Nam said, “Come to my party.”</w:t>
-      </w:r>
-    </w:p>
-    <w:p>
-      <w:r>
-        <w:t xml:space="preserve">6. The coach said, “Try again.”</w:t>
-      </w:r>
-    </w:p>
-    <w:p>
-      <w:r>
-        <w:t xml:space="preserve">7. He said, “Let me carry the bag.”</w:t>
-      </w:r>
-    </w:p>
-    <w:p>
-      <w:r>
-        <w:t xml:space="preserve">8. The manager said, “Finish it today.”</w:t>
-      </w:r>
-    </w:p>
-    <w:p>
-      <w:r>
-        <w:t xml:space="preserve">9. Lan said, “Please do not call me late.”</w:t>
-      </w:r>
-    </w:p>
-    <w:p>
-      <w:r>
-        <w:t xml:space="preserve">10. Dad said, “Let us visit Grandma.”</w:t>
-      </w:r>
-    </w:p>
-    <w:p>
-      <w:r>
-        <w:rPr>
+        <w:t>PHẦN 5. TƯỜNG THUẬT CÂU HỎI WH- (10 điểm)</w:t>
+      </w:r>
+    </w:p>
+    <w:p>
+      <w:pPr>
+        <w:spacing w:before="0" w:after="60"/>
+        <w:keepNext/>
+      </w:pPr>
+      <w:r>
+        <w:rPr>
+          <w:color w:val="000000"/>
+          <w:i/>
+        </w:rPr>
+        <w:t>Hướng dẫn: Chuyển mỗi câu hỏi Wh- sang câu hỏi gián tiếp, giữ từ hỏi và đổi trật tự câu.</w:t>
+      </w:r>
+    </w:p>
+    <w:p>
+      <w:pPr>
+        <w:spacing w:before="40" w:after="60"/>
+      </w:pPr>
+      <w:r>
+        <w:rPr>
+          <w:color w:val="000000"/>
+        </w:rPr>
+        <w:t>1. Mai asked, “How can I get there?”</w:t>
+      </w:r>
+    </w:p>
+    <w:p>
+      <w:pPr>
+        <w:spacing w:before="120" w:after="160"/>
+      </w:pPr>
+      <w:r>
+        <w:rPr>
+          <w:color w:val="000000"/>
+        </w:rPr>
+        <w:t>2. He asked me, “Which book do you want?”</w:t>
+      </w:r>
+    </w:p>
+    <w:p>
+      <w:pPr>
+        <w:spacing w:before="120" w:after="160"/>
+      </w:pPr>
+      <w:r>
+        <w:rPr>
+          <w:color w:val="000000"/>
+        </w:rPr>
+        <w:t>3. They asked, “How long have you lived here?”</w:t>
+      </w:r>
+    </w:p>
+    <w:p>
+      <w:pPr>
+        <w:spacing w:before="120" w:after="160"/>
+      </w:pPr>
+      <w:r>
+        <w:rPr>
+          <w:color w:val="000000"/>
+        </w:rPr>
+        <w:t>4. Hoa asked, “What time does the train leave?”</w:t>
+      </w:r>
+    </w:p>
+    <w:p>
+      <w:pPr>
+        <w:spacing w:before="120" w:after="160"/>
+      </w:pPr>
+      <w:r>
+        <w:rPr>
+          <w:color w:val="000000"/>
+        </w:rPr>
+        <w:t>5. Dad asked, “Whose phone is this?”</w:t>
+      </w:r>
+    </w:p>
+    <w:p>
+      <w:pPr>
+        <w:spacing w:before="120" w:after="160"/>
+      </w:pPr>
+      <w:r>
+        <w:rPr>
+          <w:color w:val="000000"/>
+        </w:rPr>
+        <w:t>6. She asked him, “Where were you yesterday?”</w:t>
+      </w:r>
+    </w:p>
+    <w:p>
+      <w:pPr>
+        <w:spacing w:before="120" w:after="160"/>
+      </w:pPr>
+      <w:r>
+        <w:rPr>
+          <w:color w:val="000000"/>
+        </w:rPr>
+        <w:t>7. The guide asked, “How many people are there?”</w:t>
+      </w:r>
+    </w:p>
+    <w:p>
+      <w:pPr>
+        <w:spacing w:before="120" w:after="160"/>
+      </w:pPr>
+      <w:r>
+        <w:rPr>
+          <w:color w:val="000000"/>
+        </w:rPr>
+        <w:t>8. Nam asked, “What will happen next?”</w:t>
+      </w:r>
+    </w:p>
+    <w:p>
+      <w:pPr>
+        <w:spacing w:before="120" w:after="160"/>
+      </w:pPr>
+      <w:r>
+        <w:rPr>
+          <w:color w:val="000000"/>
+        </w:rPr>
+        <w:t>9. I asked Lan, “Who did you meet?”</w:t>
+      </w:r>
+    </w:p>
+    <w:p>
+      <w:pPr>
+        <w:spacing w:before="120" w:after="160"/>
+      </w:pPr>
+      <w:r>
+        <w:rPr>
+          <w:color w:val="000000"/>
+        </w:rPr>
+        <w:t>10. The doctor asked, “How do you feel today?”</w:t>
+      </w:r>
+    </w:p>
+    <w:p>
+      <w:pPr>
+        <w:spacing w:before="240" w:after="60"/>
+        <w:keepNext/>
+      </w:pPr>
+      <w:r>
+        <w:rPr>
+          <w:color w:val="000000"/>
           <w:b/>
         </w:rPr>
-        <w:t xml:space="preserve">PHẦN 7. SỬA LỖI SAI (10 điểm)</w:t>
-      </w:r>
-    </w:p>
-    <w:p>
-      <w:r>
-        <w:t xml:space="preserve">1. Mum told me clean my room.</w:t>
-      </w:r>
-    </w:p>
-    <w:p>
-      <w:r>
-        <w:t xml:space="preserve">2. The teacher told us do not talk.</w:t>
-      </w:r>
-    </w:p>
-    <w:p>
-      <w:r>
-        <w:t xml:space="preserve">3. He asked why I am late.</w:t>
-      </w:r>
-    </w:p>
-    <w:p>
-      <w:r>
-        <w:t xml:space="preserve">4. Mai said she will call tomorrow.</w:t>
-      </w:r>
-    </w:p>
-    <w:p>
-      <w:r>
-        <w:t xml:space="preserve">5. Lan asked that I could help her.</w:t>
-      </w:r>
-    </w:p>
-    <w:p>
-      <w:r>
-        <w:t xml:space="preserve">6. Dad advised me that rest.</w:t>
-      </w:r>
-    </w:p>
-    <w:p>
-      <w:r>
-        <w:t xml:space="preserve">7. She asked me to not leave.</w:t>
-      </w:r>
-    </w:p>
-    <w:p>
-      <w:r>
-        <w:t xml:space="preserve">8. They said they had arrived yesterday.</w:t>
-      </w:r>
-    </w:p>
-    <w:p>
-      <w:r>
-        <w:t xml:space="preserve">9. He told to me that he was ill.</w:t>
-      </w:r>
-    </w:p>
-    <w:p>
-      <w:r>
-        <w:t xml:space="preserve">10. The guide asked where was the museum.</w:t>
-      </w:r>
-    </w:p>
-    <w:p>
-      <w:r>
-        <w:rPr>
+        <w:t>PHẦN 6. TƯỜNG THUẬT MỆNH LỆNH VÀ YÊU CẦU (10 điểm)</w:t>
+      </w:r>
+    </w:p>
+    <w:p>
+      <w:pPr>
+        <w:spacing w:before="0" w:after="60"/>
+        <w:keepNext/>
+      </w:pPr>
+      <w:r>
+        <w:rPr>
+          <w:color w:val="000000"/>
+          <w:i/>
+        </w:rPr>
+        <w:t>Hướng dẫn: Chuyển mỗi mệnh lệnh hoặc yêu cầu sang cấu trúc tường thuật phù hợp.</w:t>
+      </w:r>
+    </w:p>
+    <w:p>
+      <w:pPr>
+        <w:spacing w:before="40" w:after="60"/>
+      </w:pPr>
+      <w:r>
+        <w:rPr>
+          <w:color w:val="000000"/>
+        </w:rPr>
+        <w:t>1. The doctor said, “You should rest.”</w:t>
+      </w:r>
+    </w:p>
+    <w:p>
+      <w:pPr>
+        <w:spacing w:before="120" w:after="160"/>
+      </w:pPr>
+      <w:r>
+        <w:rPr>
+          <w:color w:val="000000"/>
+        </w:rPr>
+        <w:t>2. She said, “Please wait outside.”</w:t>
+      </w:r>
+    </w:p>
+    <w:p>
+      <w:pPr>
+        <w:spacing w:before="120" w:after="160"/>
+      </w:pPr>
+      <w:r>
+        <w:rPr>
+          <w:color w:val="000000"/>
+        </w:rPr>
+        <w:t>3. The guide said, “Stay with the group.”</w:t>
+      </w:r>
+    </w:p>
+    <w:p>
+      <w:pPr>
+        <w:spacing w:before="120" w:after="160"/>
+      </w:pPr>
+      <w:r>
+        <w:rPr>
+          <w:color w:val="000000"/>
+        </w:rPr>
+        <w:t>4. Mum said, “Do not touch the oven.”</w:t>
+      </w:r>
+    </w:p>
+    <w:p>
+      <w:pPr>
+        <w:spacing w:before="120" w:after="160"/>
+      </w:pPr>
+      <w:r>
+        <w:rPr>
+          <w:color w:val="000000"/>
+        </w:rPr>
+        <w:t>5. Nam said, “Come to my party.”</w:t>
+      </w:r>
+    </w:p>
+    <w:p>
+      <w:pPr>
+        <w:spacing w:before="120" w:after="160"/>
+      </w:pPr>
+      <w:r>
+        <w:rPr>
+          <w:color w:val="000000"/>
+        </w:rPr>
+        <w:t>6. The coach said, “Try again.”</w:t>
+      </w:r>
+    </w:p>
+    <w:p>
+      <w:pPr>
+        <w:spacing w:before="120" w:after="160"/>
+      </w:pPr>
+      <w:r>
+        <w:rPr>
+          <w:color w:val="000000"/>
+        </w:rPr>
+        <w:t>7. He said, “Let me carry the bag.”</w:t>
+      </w:r>
+    </w:p>
+    <w:p>
+      <w:pPr>
+        <w:spacing w:before="120" w:after="160"/>
+      </w:pPr>
+      <w:r>
+        <w:rPr>
+          <w:color w:val="000000"/>
+        </w:rPr>
+        <w:t>8. The manager said, “Finish it today.”</w:t>
+      </w:r>
+    </w:p>
+    <w:p>
+      <w:pPr>
+        <w:spacing w:before="120" w:after="160"/>
+      </w:pPr>
+      <w:r>
+        <w:rPr>
+          <w:color w:val="000000"/>
+        </w:rPr>
+        <w:t>9. Lan said, “Please do not call me late.”</w:t>
+      </w:r>
+    </w:p>
+    <w:p>
+      <w:pPr>
+        <w:spacing w:before="120" w:after="160"/>
+      </w:pPr>
+      <w:r>
+        <w:rPr>
+          <w:color w:val="000000"/>
+        </w:rPr>
+        <w:t>10. Dad said, “Let us visit Grandma.”</w:t>
+      </w:r>
+    </w:p>
+    <w:p>
+      <w:pPr>
+        <w:spacing w:before="240" w:after="60"/>
+        <w:keepNext/>
+      </w:pPr>
+      <w:r>
+        <w:rPr>
+          <w:color w:val="000000"/>
           <w:b/>
         </w:rPr>
-        <w:t xml:space="preserve">PHẦN 8. DỊCH SANG TIẾNG ANH (10 điểm)</w:t>
-      </w:r>
-    </w:p>
-    <w:p>
-      <w:r>
-        <w:t xml:space="preserve">1. Lan nói rằng cô ấy mệt.</w:t>
-      </w:r>
-    </w:p>
-    <w:p>
-      <w:r>
-        <w:t xml:space="preserve">2. Nam bảo tôi đợi ở đó.</w:t>
-      </w:r>
-    </w:p>
-    <w:p>
-      <w:r>
-        <w:t xml:space="preserve">3. Cô ấy hỏi tôi có bận không.</w:t>
-      </w:r>
-    </w:p>
-    <w:p>
-      <w:r>
-        <w:t xml:space="preserve">4. Anh ấy hỏi tôi sống ở đâu.</w:t>
-      </w:r>
-    </w:p>
-    <w:p>
-      <w:r>
-        <w:t xml:space="preserve">5. Mẹ bảo tôi dọn phòng.</w:t>
-      </w:r>
-    </w:p>
-    <w:p>
-      <w:r>
-        <w:t xml:space="preserve">6. Giáo viên yêu cầu chúng tôi không nói chuyện.</w:t>
-      </w:r>
-    </w:p>
-    <w:p>
-      <w:r>
-        <w:t xml:space="preserve">7. Mai nói cô ấy sẽ gọi vào ngày hôm sau.</w:t>
-      </w:r>
-    </w:p>
-    <w:p>
-      <w:r>
-        <w:t xml:space="preserve">8. Bác sĩ khuyên tôi nghỉ ngơi.</w:t>
-      </w:r>
-    </w:p>
-    <w:p>
-      <w:r>
-        <w:t xml:space="preserve">9. Lan hỏi tại sao Nam rời đi.</w:t>
-      </w:r>
-    </w:p>
-    <w:p>
-      <w:r>
-        <w:t xml:space="preserve">10. Bố nhắc tôi không được quên chìa khóa.</w:t>
-      </w:r>
-    </w:p>
-    <w:p>
-      <w:r>
-        <w:rPr>
+        <w:t>PHẦN 7. SỬA LỖI SAI (10 điểm)</w:t>
+      </w:r>
+    </w:p>
+    <w:p>
+      <w:pPr>
+        <w:spacing w:before="0" w:after="60"/>
+        <w:keepNext/>
+      </w:pPr>
+      <w:r>
+        <w:rPr>
+          <w:color w:val="000000"/>
+          <w:i/>
+        </w:rPr>
+        <w:t>Hướng dẫn: Tìm lỗi sai và viết lại câu tường thuật đúng hoàn chỉnh.</w:t>
+      </w:r>
+    </w:p>
+    <w:p>
+      <w:pPr>
+        <w:spacing w:before="40" w:after="60"/>
+      </w:pPr>
+      <w:r>
+        <w:rPr>
+          <w:color w:val="000000"/>
+        </w:rPr>
+        <w:t>1. Mum told me clean my room.</w:t>
+      </w:r>
+    </w:p>
+    <w:p>
+      <w:pPr>
+        <w:spacing w:before="120" w:after="160"/>
+      </w:pPr>
+      <w:r>
+        <w:rPr>
+          <w:color w:val="000000"/>
+        </w:rPr>
+        <w:t>2. The teacher told us do not talk.</w:t>
+      </w:r>
+    </w:p>
+    <w:p>
+      <w:pPr>
+        <w:spacing w:before="120" w:after="160"/>
+      </w:pPr>
+      <w:r>
+        <w:rPr>
+          <w:color w:val="000000"/>
+        </w:rPr>
+        <w:t>3. He asked why I am late.</w:t>
+      </w:r>
+    </w:p>
+    <w:p>
+      <w:pPr>
+        <w:spacing w:before="120" w:after="160"/>
+      </w:pPr>
+      <w:r>
+        <w:rPr>
+          <w:color w:val="000000"/>
+        </w:rPr>
+        <w:t>4. Mai said she will call tomorrow.</w:t>
+      </w:r>
+    </w:p>
+    <w:p>
+      <w:pPr>
+        <w:spacing w:before="120" w:after="160"/>
+      </w:pPr>
+      <w:r>
+        <w:rPr>
+          <w:color w:val="000000"/>
+        </w:rPr>
+        <w:t>5. Lan asked that I could help her.</w:t>
+      </w:r>
+    </w:p>
+    <w:p>
+      <w:pPr>
+        <w:spacing w:before="120" w:after="160"/>
+      </w:pPr>
+      <w:r>
+        <w:rPr>
+          <w:color w:val="000000"/>
+        </w:rPr>
+        <w:t>6. Dad advised me that rest.</w:t>
+      </w:r>
+    </w:p>
+    <w:p>
+      <w:pPr>
+        <w:spacing w:before="120" w:after="160"/>
+      </w:pPr>
+      <w:r>
+        <w:rPr>
+          <w:color w:val="000000"/>
+        </w:rPr>
+        <w:t>7. She asked me to not leave.</w:t>
+      </w:r>
+    </w:p>
+    <w:p>
+      <w:pPr>
+        <w:spacing w:before="120" w:after="160"/>
+      </w:pPr>
+      <w:r>
+        <w:rPr>
+          <w:color w:val="000000"/>
+        </w:rPr>
+        <w:t>8. They said they had arrived yesterday.</w:t>
+      </w:r>
+    </w:p>
+    <w:p>
+      <w:pPr>
+        <w:spacing w:before="120" w:after="160"/>
+      </w:pPr>
+      <w:r>
+        <w:rPr>
+          <w:color w:val="000000"/>
+        </w:rPr>
+        <w:t>9. He told to me that he was ill.</w:t>
+      </w:r>
+    </w:p>
+    <w:p>
+      <w:pPr>
+        <w:spacing w:before="120" w:after="160"/>
+      </w:pPr>
+      <w:r>
+        <w:rPr>
+          <w:color w:val="000000"/>
+        </w:rPr>
+        <w:t>10. The guide asked where was the museum.</w:t>
+      </w:r>
+    </w:p>
+    <w:p>
+      <w:pPr>
+        <w:spacing w:before="240" w:after="60"/>
+        <w:keepNext/>
+      </w:pPr>
+      <w:r>
+        <w:rPr>
+          <w:color w:val="000000"/>
           <w:b/>
         </w:rPr>
-        <w:t xml:space="preserve">PHẦN 9. ĐỌC HIỂU (10 điểm)</w:t>
-      </w:r>
-    </w:p>
-    <w:p>
-      <w:r>
-        <w:t xml:space="preserve">Mr. Long announced that the class would visit a museum the next day. He told students to arrive at school by seven and warned them not to forget their identity cards. Nam asked whether they had to bring lunch. Mr. Long said that lunch would be provided. Hoa wanted to know when they would return. He replied that the bus would reach school at about five that afternoon.</w:t>
-      </w:r>
-    </w:p>
-    <w:p>
-      <w:r>
-        <w:t xml:space="preserve">1. What did Mr. Long announce? 2. When did students have to arrive? 3. What did he warn them not to forget? 4. Did they have to bring lunch? 5. When would they return?</w:t>
-      </w:r>
-    </w:p>
-    <w:p>
-      <w:r>
-        <w:rPr>
+        <w:t>PHẦN 8. DỊCH SANG TIẾNG ANH (10 điểm)</w:t>
+      </w:r>
+    </w:p>
+    <w:p>
+      <w:pPr>
+        <w:spacing w:before="0" w:after="60"/>
+        <w:keepNext/>
+      </w:pPr>
+      <w:r>
+        <w:rPr>
+          <w:color w:val="000000"/>
+          <w:i/>
+        </w:rPr>
+        <w:t>Hướng dẫn: Dịch từng câu sang tiếng Anh tự nhiên và đúng ngữ pháp.</w:t>
+      </w:r>
+    </w:p>
+    <w:p>
+      <w:pPr>
+        <w:spacing w:before="40" w:after="60"/>
+      </w:pPr>
+      <w:r>
+        <w:rPr>
+          <w:color w:val="000000"/>
+        </w:rPr>
+        <w:t>1. Lan nói rằng cô ấy mệt.</w:t>
+      </w:r>
+    </w:p>
+    <w:p>
+      <w:pPr>
+        <w:spacing w:before="120" w:after="160"/>
+      </w:pPr>
+      <w:r>
+        <w:rPr>
+          <w:color w:val="000000"/>
+        </w:rPr>
+        <w:t>2. Nam bảo tôi đợi ở đó.</w:t>
+      </w:r>
+    </w:p>
+    <w:p>
+      <w:pPr>
+        <w:spacing w:before="120" w:after="160"/>
+      </w:pPr>
+      <w:r>
+        <w:rPr>
+          <w:color w:val="000000"/>
+        </w:rPr>
+        <w:t>3. Cô ấy hỏi tôi có bận không.</w:t>
+      </w:r>
+    </w:p>
+    <w:p>
+      <w:pPr>
+        <w:spacing w:before="120" w:after="160"/>
+      </w:pPr>
+      <w:r>
+        <w:rPr>
+          <w:color w:val="000000"/>
+        </w:rPr>
+        <w:t>4. Anh ấy hỏi tôi sống ở đâu.</w:t>
+      </w:r>
+    </w:p>
+    <w:p>
+      <w:pPr>
+        <w:spacing w:before="120" w:after="160"/>
+      </w:pPr>
+      <w:r>
+        <w:rPr>
+          <w:color w:val="000000"/>
+        </w:rPr>
+        <w:t>5. Mẹ bảo tôi dọn phòng.</w:t>
+      </w:r>
+    </w:p>
+    <w:p>
+      <w:pPr>
+        <w:spacing w:before="120" w:after="160"/>
+      </w:pPr>
+      <w:r>
+        <w:rPr>
+          <w:color w:val="000000"/>
+        </w:rPr>
+        <w:t>6. Giáo viên yêu cầu chúng tôi không nói chuyện.</w:t>
+      </w:r>
+    </w:p>
+    <w:p>
+      <w:pPr>
+        <w:spacing w:before="120" w:after="160"/>
+      </w:pPr>
+      <w:r>
+        <w:rPr>
+          <w:color w:val="000000"/>
+        </w:rPr>
+        <w:t>7. Mai nói cô ấy sẽ gọi vào ngày hôm sau.</w:t>
+      </w:r>
+    </w:p>
+    <w:p>
+      <w:pPr>
+        <w:spacing w:before="120" w:after="160"/>
+      </w:pPr>
+      <w:r>
+        <w:rPr>
+          <w:color w:val="000000"/>
+        </w:rPr>
+        <w:t>8. Bác sĩ khuyên tôi nghỉ ngơi.</w:t>
+      </w:r>
+    </w:p>
+    <w:p>
+      <w:pPr>
+        <w:spacing w:before="120" w:after="160"/>
+      </w:pPr>
+      <w:r>
+        <w:rPr>
+          <w:color w:val="000000"/>
+        </w:rPr>
+        <w:t>9. Lan hỏi tại sao Nam rời đi.</w:t>
+      </w:r>
+    </w:p>
+    <w:p>
+      <w:pPr>
+        <w:spacing w:before="120" w:after="160"/>
+      </w:pPr>
+      <w:r>
+        <w:rPr>
+          <w:color w:val="000000"/>
+        </w:rPr>
+        <w:t>10. Bố nhắc tôi không được quên chìa khóa.</w:t>
+      </w:r>
+    </w:p>
+    <w:p>
+      <w:pPr>
+        <w:spacing w:before="240" w:after="60"/>
+        <w:keepNext/>
+      </w:pPr>
+      <w:r>
+        <w:rPr>
+          <w:color w:val="000000"/>
           <w:b/>
         </w:rPr>
-        <w:t xml:space="preserve">PHẦN 10. VIẾT (10 điểm)</w:t>
-      </w:r>
-    </w:p>
-    <w:p>
-      <w:r>
-        <w:t xml:space="preserve">Viết 90–110 từ thuật lại thông báo và câu hỏi về một chuyến đi của lớp. Dùng đủ các dạng câu tường thuật đã học.</w:t>
-      </w:r>
-    </w:p>
-    <w:p>
-      <w:r>
-        <w:rPr>
+        <w:t>PHẦN 9. ĐỌC HIỂU (10 điểm)</w:t>
+      </w:r>
+    </w:p>
+    <w:p>
+      <w:pPr>
+        <w:spacing w:before="0" w:after="60"/>
+        <w:keepNext/>
+      </w:pPr>
+      <w:r>
+        <w:rPr>
+          <w:color w:val="000000"/>
+          <w:i/>
+        </w:rPr>
+        <w:t>Hướng dẫn: Đọc đoạn văn và trả lời từng câu hỏi bằng thông tin trong bài.</w:t>
+      </w:r>
+    </w:p>
+    <w:p>
+      <w:pPr>
+        <w:spacing w:before="0" w:after="120"/>
+      </w:pPr>
+      <w:r>
+        <w:rPr>
+          <w:color w:val="000000"/>
+        </w:rPr>
+        <w:t>Mr. Long announced that the class would visit a museum the next day. He told students to arrive at school by seven and warned them not to forget their identity cards.</w:t>
+      </w:r>
+    </w:p>
+    <w:p>
+      <w:pPr>
+        <w:spacing w:before="0" w:after="120"/>
+      </w:pPr>
+      <w:r>
+        <w:rPr>
+          <w:color w:val="000000"/>
+        </w:rPr>
+        <w:t>Nam asked whether they had to bring lunch. Mr. Long said that lunch would be provided.</w:t>
+      </w:r>
+    </w:p>
+    <w:p>
+      <w:pPr>
+        <w:spacing w:before="0" w:after="120"/>
+      </w:pPr>
+      <w:r>
+        <w:rPr>
+          <w:color w:val="000000"/>
+        </w:rPr>
+        <w:t>Hoa wanted to know when they would return. He replied that the bus would reach school at about five that afternoon.</w:t>
+      </w:r>
+    </w:p>
+    <w:p>
+      <w:pPr>
+        <w:spacing w:before="120" w:after="160"/>
+      </w:pPr>
+      <w:r>
+        <w:rPr>
+          <w:color w:val="000000"/>
+        </w:rPr>
+        <w:t>1. What did Mr. Long announce?</w:t>
+      </w:r>
+    </w:p>
+    <w:p>
+      <w:pPr>
+        <w:spacing w:before="120" w:after="160"/>
+      </w:pPr>
+      <w:r>
+        <w:rPr>
+          <w:color w:val="000000"/>
+        </w:rPr>
+        <w:t>2. When did students have to arrive?</w:t>
+      </w:r>
+    </w:p>
+    <w:p>
+      <w:pPr>
+        <w:spacing w:before="120" w:after="160"/>
+      </w:pPr>
+      <w:r>
+        <w:rPr>
+          <w:color w:val="000000"/>
+        </w:rPr>
+        <w:t>3. What did he warn them not to forget?</w:t>
+      </w:r>
+    </w:p>
+    <w:p>
+      <w:pPr>
+        <w:spacing w:before="120" w:after="160"/>
+      </w:pPr>
+      <w:r>
+        <w:rPr>
+          <w:color w:val="000000"/>
+        </w:rPr>
+        <w:t>4. Did they have to bring lunch?</w:t>
+      </w:r>
+    </w:p>
+    <w:p>
+      <w:pPr>
+        <w:spacing w:before="120" w:after="160"/>
+      </w:pPr>
+      <w:r>
+        <w:rPr>
+          <w:color w:val="000000"/>
+        </w:rPr>
+        <w:t>5. When would they return?</w:t>
+      </w:r>
+    </w:p>
+    <w:p>
+      <w:pPr>
+        <w:spacing w:before="240" w:after="60"/>
+        <w:keepNext/>
+      </w:pPr>
+      <w:r>
+        <w:rPr>
+          <w:color w:val="000000"/>
           <w:b/>
         </w:rPr>
-        <w:t xml:space="preserve">ĐÁP ÁN – ĐỀ 2</w:t>
-      </w:r>
-    </w:p>
-    <w:p>
-      <w:r>
-        <w:rPr>
+        <w:t>PHẦN 10. VIẾT (10 điểm)</w:t>
+      </w:r>
+    </w:p>
+    <w:p>
+      <w:pPr>
+        <w:spacing w:before="0" w:after="60"/>
+        <w:keepNext/>
+      </w:pPr>
+      <w:r>
+        <w:rPr>
+          <w:color w:val="000000"/>
+          <w:i/>
+        </w:rPr>
+        <w:t>Hướng dẫn: Viết đúng độ dài và sử dụng đủ các dạng câu tường thuật được yêu cầu.</w:t>
+      </w:r>
+    </w:p>
+    <w:p>
+      <w:pPr>
+        <w:spacing w:before="40" w:after="60"/>
+      </w:pPr>
+      <w:r>
+        <w:rPr>
+          <w:color w:val="000000"/>
+        </w:rPr>
+        <w:t>Viết 90–110 từ thuật lại thông báo và câu hỏi về một chuyến đi của lớp. Dùng đủ các dạng câu tường thuật đã học.</w:t>
+      </w:r>
+    </w:p>
+    <w:p>
+      <w:pPr>
+        <w:spacing w:before="0" w:after="280"/>
+        <w:keepNext/>
+        <w:jc w:val="center"/>
+      </w:pPr>
+      <w:r>
+        <w:rPr>
+          <w:color w:val="000000"/>
           <w:b/>
         </w:rPr>
-        <w:t xml:space="preserve">PHẦN 1: 1. past perfect; 2. would; 3. could; 4. might; 5. had to; 6. that day; 7. the next/following day; 8. the previous day / the day before; 9. there; 10. that/those</w:t>
-      </w:r>
-    </w:p>
-    <w:p>
-      <w:r>
-        <w:rPr>
+        <w:br w:type="page"/>
+        <w:t>ĐÁP ÁN</w:t>
+      </w:r>
+    </w:p>
+    <w:p>
+      <w:pPr>
+        <w:spacing w:before="240" w:after="60"/>
+        <w:keepNext/>
+      </w:pPr>
+      <w:r>
+        <w:rPr>
+          <w:color w:val="000000"/>
           <w:b/>
         </w:rPr>
-        <w:t xml:space="preserve">PHẦN 2: 1. told; 2. said; 3. told; 4. said; 5. told; 6. said; 7. told; 8. told us; 9. said; 10. told</w:t>
-      </w:r>
-    </w:p>
-    <w:p>
-      <w:r>
-        <w:rPr>
+        <w:t>PHẦN 1</w:t>
+      </w:r>
+    </w:p>
+    <w:p>
+      <w:pPr>
+        <w:spacing w:before="60" w:after="120"/>
+      </w:pPr>
+      <w:r>
+        <w:rPr>
+          <w:color w:val="000000"/>
+        </w:rPr>
+        <w:t>Câu 1: past perfect</w:t>
+      </w:r>
+    </w:p>
+    <w:p>
+      <w:pPr>
+        <w:spacing w:before="60" w:after="120"/>
+      </w:pPr>
+      <w:r>
+        <w:rPr>
+          <w:color w:val="000000"/>
+        </w:rPr>
+        <w:t>Câu 2: would</w:t>
+      </w:r>
+    </w:p>
+    <w:p>
+      <w:pPr>
+        <w:spacing w:before="60" w:after="120"/>
+      </w:pPr>
+      <w:r>
+        <w:rPr>
+          <w:color w:val="000000"/>
+        </w:rPr>
+        <w:t>Câu 3: could</w:t>
+      </w:r>
+    </w:p>
+    <w:p>
+      <w:pPr>
+        <w:spacing w:before="60" w:after="120"/>
+      </w:pPr>
+      <w:r>
+        <w:rPr>
+          <w:color w:val="000000"/>
+        </w:rPr>
+        <w:t>Câu 4: might</w:t>
+      </w:r>
+    </w:p>
+    <w:p>
+      <w:pPr>
+        <w:spacing w:before="60" w:after="120"/>
+      </w:pPr>
+      <w:r>
+        <w:rPr>
+          <w:color w:val="000000"/>
+        </w:rPr>
+        <w:t>Câu 5: had to</w:t>
+      </w:r>
+    </w:p>
+    <w:p>
+      <w:pPr>
+        <w:spacing w:before="60" w:after="120"/>
+      </w:pPr>
+      <w:r>
+        <w:rPr>
+          <w:color w:val="000000"/>
+        </w:rPr>
+        <w:t>Câu 6: that day</w:t>
+      </w:r>
+    </w:p>
+    <w:p>
+      <w:pPr>
+        <w:spacing w:before="60" w:after="120"/>
+      </w:pPr>
+      <w:r>
+        <w:rPr>
+          <w:color w:val="000000"/>
+        </w:rPr>
+        <w:t>Câu 7: the next/following day</w:t>
+      </w:r>
+    </w:p>
+    <w:p>
+      <w:pPr>
+        <w:spacing w:before="60" w:after="120"/>
+      </w:pPr>
+      <w:r>
+        <w:rPr>
+          <w:color w:val="000000"/>
+        </w:rPr>
+        <w:t>Câu 8: the previous day / the day before</w:t>
+      </w:r>
+    </w:p>
+    <w:p>
+      <w:pPr>
+        <w:spacing w:before="60" w:after="120"/>
+      </w:pPr>
+      <w:r>
+        <w:rPr>
+          <w:color w:val="000000"/>
+        </w:rPr>
+        <w:t>Câu 9: there</w:t>
+      </w:r>
+    </w:p>
+    <w:p>
+      <w:pPr>
+        <w:spacing w:before="60" w:after="120"/>
+      </w:pPr>
+      <w:r>
+        <w:rPr>
+          <w:color w:val="000000"/>
+        </w:rPr>
+        <w:t>Câu 10: that/those</w:t>
+      </w:r>
+    </w:p>
+    <w:p>
+      <w:pPr>
+        <w:spacing w:before="240" w:after="60"/>
+        <w:keepNext/>
+      </w:pPr>
+      <w:r>
+        <w:rPr>
+          <w:color w:val="000000"/>
           <w:b/>
         </w:rPr>
-        <w:t xml:space="preserve">PHẦN 3: 1. Hoa said that she could swim.; 2. Tom said that he might arrive late.; 3. She said that she had been reading at eight.; 4. Nam said that that was his book.; 5. Lan said that they had to leave then.; 6. He said that the earth moves around the sun.; 7. Mai said that she did not like coffee.; 8. They said that they were waiting there.; 9. Dad said that he had bought those tools the previous week.; 10. She said that she had never seen that film.</w:t>
-      </w:r>
-    </w:p>
-    <w:p>
-      <w:r>
-        <w:rPr>
+        <w:t>PHẦN 2</w:t>
+      </w:r>
+    </w:p>
+    <w:p>
+      <w:pPr>
+        <w:spacing w:before="60" w:after="120"/>
+      </w:pPr>
+      <w:r>
+        <w:rPr>
+          <w:color w:val="000000"/>
+        </w:rPr>
+        <w:t>Câu 1: told</w:t>
+      </w:r>
+    </w:p>
+    <w:p>
+      <w:pPr>
+        <w:spacing w:before="60" w:after="120"/>
+      </w:pPr>
+      <w:r>
+        <w:rPr>
+          <w:color w:val="000000"/>
+        </w:rPr>
+        <w:t>Câu 2: said</w:t>
+      </w:r>
+    </w:p>
+    <w:p>
+      <w:pPr>
+        <w:spacing w:before="60" w:after="120"/>
+      </w:pPr>
+      <w:r>
+        <w:rPr>
+          <w:color w:val="000000"/>
+        </w:rPr>
+        <w:t>Câu 3: told</w:t>
+      </w:r>
+    </w:p>
+    <w:p>
+      <w:pPr>
+        <w:spacing w:before="60" w:after="120"/>
+      </w:pPr>
+      <w:r>
+        <w:rPr>
+          <w:color w:val="000000"/>
+        </w:rPr>
+        <w:t>Câu 4: said</w:t>
+      </w:r>
+    </w:p>
+    <w:p>
+      <w:pPr>
+        <w:spacing w:before="60" w:after="120"/>
+      </w:pPr>
+      <w:r>
+        <w:rPr>
+          <w:color w:val="000000"/>
+        </w:rPr>
+        <w:t>Câu 5: told</w:t>
+      </w:r>
+    </w:p>
+    <w:p>
+      <w:pPr>
+        <w:spacing w:before="60" w:after="120"/>
+      </w:pPr>
+      <w:r>
+        <w:rPr>
+          <w:color w:val="000000"/>
+        </w:rPr>
+        <w:t>Câu 6: said</w:t>
+      </w:r>
+    </w:p>
+    <w:p>
+      <w:pPr>
+        <w:spacing w:before="60" w:after="120"/>
+      </w:pPr>
+      <w:r>
+        <w:rPr>
+          <w:color w:val="000000"/>
+        </w:rPr>
+        <w:t>Câu 7: told</w:t>
+      </w:r>
+    </w:p>
+    <w:p>
+      <w:pPr>
+        <w:spacing w:before="60" w:after="120"/>
+      </w:pPr>
+      <w:r>
+        <w:rPr>
+          <w:color w:val="000000"/>
+        </w:rPr>
+        <w:t>Câu 8: told us</w:t>
+      </w:r>
+    </w:p>
+    <w:p>
+      <w:pPr>
+        <w:spacing w:before="60" w:after="120"/>
+      </w:pPr>
+      <w:r>
+        <w:rPr>
+          <w:color w:val="000000"/>
+        </w:rPr>
+        <w:t>Câu 9: said</w:t>
+      </w:r>
+    </w:p>
+    <w:p>
+      <w:pPr>
+        <w:spacing w:before="60" w:after="120"/>
+      </w:pPr>
+      <w:r>
+        <w:rPr>
+          <w:color w:val="000000"/>
+        </w:rPr>
+        <w:t>Câu 10: told</w:t>
+      </w:r>
+    </w:p>
+    <w:p>
+      <w:pPr>
+        <w:spacing w:before="240" w:after="60"/>
+        <w:keepNext/>
+      </w:pPr>
+      <w:r>
+        <w:rPr>
+          <w:color w:val="000000"/>
           <w:b/>
         </w:rPr>
-        <w:t xml:space="preserve">PHẦN 4: 1. They asked if/whether I would join them the next day.; 2. Hoa asked if/whether Nam was studying then.; 3. The teacher asked if/whether everyone understood.; 4. Lan asked if/whether she might leave early.; 5. Dad asked if/whether I had been at home the day before.; 6. He asked me if/whether that was my bag.; 7. Mai asked if/whether they had finished the work.; 8. She asked him if/whether he could help her.; 9. Nam asked if/whether those seats were free.; 10. They asked us if/whether we had to go then.</w:t>
-      </w:r>
-    </w:p>
-    <w:p>
-      <w:r>
-        <w:rPr>
+        <w:t>PHẦN 3</w:t>
+      </w:r>
+    </w:p>
+    <w:p>
+      <w:pPr>
+        <w:spacing w:before="60" w:after="120"/>
+      </w:pPr>
+      <w:r>
+        <w:rPr>
+          <w:color w:val="000000"/>
+        </w:rPr>
+        <w:t>Câu 1: Hoa said that she could swim.</w:t>
+      </w:r>
+    </w:p>
+    <w:p>
+      <w:pPr>
+        <w:spacing w:before="60" w:after="120"/>
+      </w:pPr>
+      <w:r>
+        <w:rPr>
+          <w:color w:val="000000"/>
+        </w:rPr>
+        <w:t>Câu 2: Tom said that he might arrive late.</w:t>
+      </w:r>
+    </w:p>
+    <w:p>
+      <w:pPr>
+        <w:spacing w:before="60" w:after="120"/>
+      </w:pPr>
+      <w:r>
+        <w:rPr>
+          <w:color w:val="000000"/>
+        </w:rPr>
+        <w:t>Câu 3: She said that she had been reading at eight.</w:t>
+      </w:r>
+    </w:p>
+    <w:p>
+      <w:pPr>
+        <w:spacing w:before="60" w:after="120"/>
+      </w:pPr>
+      <w:r>
+        <w:rPr>
+          <w:color w:val="000000"/>
+        </w:rPr>
+        <w:t>Câu 4: Nam said that that was his book.</w:t>
+      </w:r>
+    </w:p>
+    <w:p>
+      <w:pPr>
+        <w:spacing w:before="60" w:after="120"/>
+      </w:pPr>
+      <w:r>
+        <w:rPr>
+          <w:color w:val="000000"/>
+        </w:rPr>
+        <w:t>Câu 5: Lan said that they had to leave then.</w:t>
+      </w:r>
+    </w:p>
+    <w:p>
+      <w:pPr>
+        <w:spacing w:before="60" w:after="120"/>
+      </w:pPr>
+      <w:r>
+        <w:rPr>
+          <w:color w:val="000000"/>
+        </w:rPr>
+        <w:t>Câu 6: He said that the earth moves around the sun.</w:t>
+      </w:r>
+    </w:p>
+    <w:p>
+      <w:pPr>
+        <w:spacing w:before="60" w:after="120"/>
+      </w:pPr>
+      <w:r>
+        <w:rPr>
+          <w:color w:val="000000"/>
+        </w:rPr>
+        <w:t>Câu 7: Mai said that she did not like coffee.</w:t>
+      </w:r>
+    </w:p>
+    <w:p>
+      <w:pPr>
+        <w:spacing w:before="60" w:after="120"/>
+      </w:pPr>
+      <w:r>
+        <w:rPr>
+          <w:color w:val="000000"/>
+        </w:rPr>
+        <w:t>Câu 8: They said that they were waiting there.</w:t>
+      </w:r>
+    </w:p>
+    <w:p>
+      <w:pPr>
+        <w:spacing w:before="60" w:after="120"/>
+      </w:pPr>
+      <w:r>
+        <w:rPr>
+          <w:color w:val="000000"/>
+        </w:rPr>
+        <w:t>Câu 9: Dad said that he had bought those tools the previous week.</w:t>
+      </w:r>
+    </w:p>
+    <w:p>
+      <w:pPr>
+        <w:spacing w:before="60" w:after="120"/>
+      </w:pPr>
+      <w:r>
+        <w:rPr>
+          <w:color w:val="000000"/>
+        </w:rPr>
+        <w:t>Câu 10: She said that she had never seen that film.</w:t>
+      </w:r>
+    </w:p>
+    <w:p>
+      <w:pPr>
+        <w:spacing w:before="240" w:after="60"/>
+        <w:keepNext/>
+      </w:pPr>
+      <w:r>
+        <w:rPr>
+          <w:color w:val="000000"/>
           <w:b/>
         </w:rPr>
-        <w:t xml:space="preserve">PHẦN 5: 1. Mai asked how she could get there.; 2. He asked me which book I wanted.; 3. They asked how long I had lived there.; 4. Hoa asked what time the train left.; 5. Dad asked whose phone that was.; 6. She asked him where he had been the day before.; 7. The guide asked how many people there were.; 8. Nam asked what would happen next.; 9. I asked Lan who she had met.; 10. The doctor asked how I felt that day.</w:t>
-      </w:r>
-    </w:p>
-    <w:p>
-      <w:r>
-        <w:rPr>
+        <w:t>PHẦN 4</w:t>
+      </w:r>
+    </w:p>
+    <w:p>
+      <w:pPr>
+        <w:spacing w:before="60" w:after="120"/>
+      </w:pPr>
+      <w:r>
+        <w:rPr>
+          <w:color w:val="000000"/>
+        </w:rPr>
+        <w:t>Câu 1: They asked if/whether I would join them the next day.</w:t>
+      </w:r>
+    </w:p>
+    <w:p>
+      <w:pPr>
+        <w:spacing w:before="60" w:after="120"/>
+      </w:pPr>
+      <w:r>
+        <w:rPr>
+          <w:color w:val="000000"/>
+        </w:rPr>
+        <w:t>Câu 2: Hoa asked if/whether Nam was studying then.</w:t>
+      </w:r>
+    </w:p>
+    <w:p>
+      <w:pPr>
+        <w:spacing w:before="60" w:after="120"/>
+      </w:pPr>
+      <w:r>
+        <w:rPr>
+          <w:color w:val="000000"/>
+        </w:rPr>
+        <w:t>Câu 3: The teacher asked if/whether everyone understood.</w:t>
+      </w:r>
+    </w:p>
+    <w:p>
+      <w:pPr>
+        <w:spacing w:before="60" w:after="120"/>
+      </w:pPr>
+      <w:r>
+        <w:rPr>
+          <w:color w:val="000000"/>
+        </w:rPr>
+        <w:t>Câu 4: Lan asked if/whether she might leave early.</w:t>
+      </w:r>
+    </w:p>
+    <w:p>
+      <w:pPr>
+        <w:spacing w:before="60" w:after="120"/>
+      </w:pPr>
+      <w:r>
+        <w:rPr>
+          <w:color w:val="000000"/>
+        </w:rPr>
+        <w:t>Câu 5: Dad asked if/whether I had been at home the day before.</w:t>
+      </w:r>
+    </w:p>
+    <w:p>
+      <w:pPr>
+        <w:spacing w:before="60" w:after="120"/>
+      </w:pPr>
+      <w:r>
+        <w:rPr>
+          <w:color w:val="000000"/>
+        </w:rPr>
+        <w:t>Câu 6: He asked me if/whether that was my bag.</w:t>
+      </w:r>
+    </w:p>
+    <w:p>
+      <w:pPr>
+        <w:spacing w:before="60" w:after="120"/>
+      </w:pPr>
+      <w:r>
+        <w:rPr>
+          <w:color w:val="000000"/>
+        </w:rPr>
+        <w:t>Câu 7: Mai asked if/whether they had finished the work.</w:t>
+      </w:r>
+    </w:p>
+    <w:p>
+      <w:pPr>
+        <w:spacing w:before="60" w:after="120"/>
+      </w:pPr>
+      <w:r>
+        <w:rPr>
+          <w:color w:val="000000"/>
+        </w:rPr>
+        <w:t>Câu 8: She asked him if/whether he could help her.</w:t>
+      </w:r>
+    </w:p>
+    <w:p>
+      <w:pPr>
+        <w:spacing w:before="60" w:after="120"/>
+      </w:pPr>
+      <w:r>
+        <w:rPr>
+          <w:color w:val="000000"/>
+        </w:rPr>
+        <w:t>Câu 9: Nam asked if/whether those seats were free.</w:t>
+      </w:r>
+    </w:p>
+    <w:p>
+      <w:pPr>
+        <w:spacing w:before="60" w:after="120"/>
+      </w:pPr>
+      <w:r>
+        <w:rPr>
+          <w:color w:val="000000"/>
+        </w:rPr>
+        <w:t>Câu 10: They asked us if/whether we had to go then.</w:t>
+      </w:r>
+    </w:p>
+    <w:p>
+      <w:pPr>
+        <w:spacing w:before="240" w:after="60"/>
+        <w:keepNext/>
+      </w:pPr>
+      <w:r>
+        <w:rPr>
+          <w:color w:val="000000"/>
           <w:b/>
         </w:rPr>
-        <w:t xml:space="preserve">PHẦN 6: 1. The doctor advised me to rest.; 2. She asked me to wait outside.; 3. The guide told us to stay with the group.; 4. Mum warned me not to touch the oven.; 5. Nam invited me to come to his party.; 6. The coach encouraged me to try again.; 7. He offered to carry the bag.; 8. The manager told us to finish it that day.; 9. Lan asked me not to call her late.; 10. Dad suggested visiting Grandma.</w:t>
-      </w:r>
-    </w:p>
-    <w:p>
-      <w:r>
-        <w:rPr>
+        <w:t>PHẦN 5</w:t>
+      </w:r>
+    </w:p>
+    <w:p>
+      <w:pPr>
+        <w:spacing w:before="60" w:after="120"/>
+      </w:pPr>
+      <w:r>
+        <w:rPr>
+          <w:color w:val="000000"/>
+        </w:rPr>
+        <w:t>Câu 1: Mai asked how she could get there.</w:t>
+      </w:r>
+    </w:p>
+    <w:p>
+      <w:pPr>
+        <w:spacing w:before="60" w:after="120"/>
+      </w:pPr>
+      <w:r>
+        <w:rPr>
+          <w:color w:val="000000"/>
+        </w:rPr>
+        <w:t>Câu 2: He asked me which book I wanted.</w:t>
+      </w:r>
+    </w:p>
+    <w:p>
+      <w:pPr>
+        <w:spacing w:before="60" w:after="120"/>
+      </w:pPr>
+      <w:r>
+        <w:rPr>
+          <w:color w:val="000000"/>
+        </w:rPr>
+        <w:t>Câu 3: They asked how long I had lived there.</w:t>
+      </w:r>
+    </w:p>
+    <w:p>
+      <w:pPr>
+        <w:spacing w:before="60" w:after="120"/>
+      </w:pPr>
+      <w:r>
+        <w:rPr>
+          <w:color w:val="000000"/>
+        </w:rPr>
+        <w:t>Câu 4: Hoa asked what time the train left.</w:t>
+      </w:r>
+    </w:p>
+    <w:p>
+      <w:pPr>
+        <w:spacing w:before="60" w:after="120"/>
+      </w:pPr>
+      <w:r>
+        <w:rPr>
+          <w:color w:val="000000"/>
+        </w:rPr>
+        <w:t>Câu 5: Dad asked whose phone that was.</w:t>
+      </w:r>
+    </w:p>
+    <w:p>
+      <w:pPr>
+        <w:spacing w:before="60" w:after="120"/>
+      </w:pPr>
+      <w:r>
+        <w:rPr>
+          <w:color w:val="000000"/>
+        </w:rPr>
+        <w:t>Câu 6: She asked him where he had been the day before.</w:t>
+      </w:r>
+    </w:p>
+    <w:p>
+      <w:pPr>
+        <w:spacing w:before="60" w:after="120"/>
+      </w:pPr>
+      <w:r>
+        <w:rPr>
+          <w:color w:val="000000"/>
+        </w:rPr>
+        <w:t>Câu 7: The guide asked how many people there were.</w:t>
+      </w:r>
+    </w:p>
+    <w:p>
+      <w:pPr>
+        <w:spacing w:before="60" w:after="120"/>
+      </w:pPr>
+      <w:r>
+        <w:rPr>
+          <w:color w:val="000000"/>
+        </w:rPr>
+        <w:t>Câu 8: Nam asked what would happen next.</w:t>
+      </w:r>
+    </w:p>
+    <w:p>
+      <w:pPr>
+        <w:spacing w:before="60" w:after="120"/>
+      </w:pPr>
+      <w:r>
+        <w:rPr>
+          <w:color w:val="000000"/>
+        </w:rPr>
+        <w:t>Câu 9: I asked Lan who she had met.</w:t>
+      </w:r>
+    </w:p>
+    <w:p>
+      <w:pPr>
+        <w:spacing w:before="60" w:after="120"/>
+      </w:pPr>
+      <w:r>
+        <w:rPr>
+          <w:color w:val="000000"/>
+        </w:rPr>
+        <w:t>Câu 10: The doctor asked how I felt that day.</w:t>
+      </w:r>
+    </w:p>
+    <w:p>
+      <w:pPr>
+        <w:spacing w:before="240" w:after="60"/>
+        <w:keepNext/>
+      </w:pPr>
+      <w:r>
+        <w:rPr>
+          <w:color w:val="000000"/>
           <w:b/>
         </w:rPr>
-        <w:t xml:space="preserve">PHẦN 7: 1. Mum told me to clean my room.; 2. The teacher told us not to talk.; 3. He asked why I was late.; 4. Mai said she would call the next day.; 5. Lan asked if/whether I could help her.; 6. Dad advised me to rest.; 7. She asked me not to leave.; 8. They said they had arrived the day before.; 9. He told me that he was ill.; 10. The guide asked where the museum was.</w:t>
-      </w:r>
-    </w:p>
-    <w:p>
-      <w:r>
-        <w:rPr>
+        <w:t>PHẦN 6</w:t>
+      </w:r>
+    </w:p>
+    <w:p>
+      <w:pPr>
+        <w:spacing w:before="60" w:after="120"/>
+      </w:pPr>
+      <w:r>
+        <w:rPr>
+          <w:color w:val="000000"/>
+        </w:rPr>
+        <w:t>Câu 1: The doctor advised me to rest.</w:t>
+      </w:r>
+    </w:p>
+    <w:p>
+      <w:pPr>
+        <w:spacing w:before="60" w:after="120"/>
+      </w:pPr>
+      <w:r>
+        <w:rPr>
+          <w:color w:val="000000"/>
+        </w:rPr>
+        <w:t>Câu 2: She asked me to wait outside.</w:t>
+      </w:r>
+    </w:p>
+    <w:p>
+      <w:pPr>
+        <w:spacing w:before="60" w:after="120"/>
+      </w:pPr>
+      <w:r>
+        <w:rPr>
+          <w:color w:val="000000"/>
+        </w:rPr>
+        <w:t>Câu 3: The guide told us to stay with the group.</w:t>
+      </w:r>
+    </w:p>
+    <w:p>
+      <w:pPr>
+        <w:spacing w:before="60" w:after="120"/>
+      </w:pPr>
+      <w:r>
+        <w:rPr>
+          <w:color w:val="000000"/>
+        </w:rPr>
+        <w:t>Câu 4: Mum warned me not to touch the oven.</w:t>
+      </w:r>
+    </w:p>
+    <w:p>
+      <w:pPr>
+        <w:spacing w:before="60" w:after="120"/>
+      </w:pPr>
+      <w:r>
+        <w:rPr>
+          <w:color w:val="000000"/>
+        </w:rPr>
+        <w:t>Câu 5: Nam invited me to come to his party.</w:t>
+      </w:r>
+    </w:p>
+    <w:p>
+      <w:pPr>
+        <w:spacing w:before="60" w:after="120"/>
+      </w:pPr>
+      <w:r>
+        <w:rPr>
+          <w:color w:val="000000"/>
+        </w:rPr>
+        <w:t>Câu 6: The coach encouraged me to try again.</w:t>
+      </w:r>
+    </w:p>
+    <w:p>
+      <w:pPr>
+        <w:spacing w:before="60" w:after="120"/>
+      </w:pPr>
+      <w:r>
+        <w:rPr>
+          <w:color w:val="000000"/>
+        </w:rPr>
+        <w:t>Câu 7: He offered to carry the bag.</w:t>
+      </w:r>
+    </w:p>
+    <w:p>
+      <w:pPr>
+        <w:spacing w:before="60" w:after="120"/>
+      </w:pPr>
+      <w:r>
+        <w:rPr>
+          <w:color w:val="000000"/>
+        </w:rPr>
+        <w:t>Câu 8: The manager told us to finish it that day.</w:t>
+      </w:r>
+    </w:p>
+    <w:p>
+      <w:pPr>
+        <w:spacing w:before="60" w:after="120"/>
+      </w:pPr>
+      <w:r>
+        <w:rPr>
+          <w:color w:val="000000"/>
+        </w:rPr>
+        <w:t>Câu 9: Lan asked me not to call her late.</w:t>
+      </w:r>
+    </w:p>
+    <w:p>
+      <w:pPr>
+        <w:spacing w:before="60" w:after="120"/>
+      </w:pPr>
+      <w:r>
+        <w:rPr>
+          <w:color w:val="000000"/>
+        </w:rPr>
+        <w:t>Câu 10: Dad suggested visiting Grandma.</w:t>
+      </w:r>
+    </w:p>
+    <w:p>
+      <w:pPr>
+        <w:spacing w:before="240" w:after="60"/>
+        <w:keepNext/>
+      </w:pPr>
+      <w:r>
+        <w:rPr>
+          <w:color w:val="000000"/>
           <w:b/>
         </w:rPr>
-        <w:t xml:space="preserve">PHẦN 8: 1 Lan said that she was tired. 2 Nam told me to wait there. 3 She asked me if/whether I was busy. 4 He asked me where I lived. 5 Mum told me to clean my room. 6 The teacher told us not to talk. 7 Mai said that she would call the next day. 8 The doctor advised me to rest. 9 Lan asked why Nam had left. 10 Dad reminded me not to forget my key.</w:t>
-      </w:r>
-    </w:p>
-    <w:p>
-      <w:r>
-        <w:rPr>
+        <w:t>PHẦN 7</w:t>
+      </w:r>
+    </w:p>
+    <w:p>
+      <w:pPr>
+        <w:spacing w:before="60" w:after="120"/>
+      </w:pPr>
+      <w:r>
+        <w:rPr>
+          <w:color w:val="000000"/>
+        </w:rPr>
+        <w:t>Câu 1: Mum told me to clean my room.</w:t>
+      </w:r>
+    </w:p>
+    <w:p>
+      <w:pPr>
+        <w:spacing w:before="60" w:after="120"/>
+      </w:pPr>
+      <w:r>
+        <w:rPr>
+          <w:color w:val="000000"/>
+        </w:rPr>
+        <w:t>Câu 2: The teacher told us not to talk.</w:t>
+      </w:r>
+    </w:p>
+    <w:p>
+      <w:pPr>
+        <w:spacing w:before="60" w:after="120"/>
+      </w:pPr>
+      <w:r>
+        <w:rPr>
+          <w:color w:val="000000"/>
+        </w:rPr>
+        <w:t>Câu 3: He asked why I was late.</w:t>
+      </w:r>
+    </w:p>
+    <w:p>
+      <w:pPr>
+        <w:spacing w:before="60" w:after="120"/>
+      </w:pPr>
+      <w:r>
+        <w:rPr>
+          <w:color w:val="000000"/>
+        </w:rPr>
+        <w:t>Câu 4: Mai said she would call the next day.</w:t>
+      </w:r>
+    </w:p>
+    <w:p>
+      <w:pPr>
+        <w:spacing w:before="60" w:after="120"/>
+      </w:pPr>
+      <w:r>
+        <w:rPr>
+          <w:color w:val="000000"/>
+        </w:rPr>
+        <w:t>Câu 5: Lan asked if/whether I could help her.</w:t>
+      </w:r>
+    </w:p>
+    <w:p>
+      <w:pPr>
+        <w:spacing w:before="60" w:after="120"/>
+      </w:pPr>
+      <w:r>
+        <w:rPr>
+          <w:color w:val="000000"/>
+        </w:rPr>
+        <w:t>Câu 6: Dad advised me to rest.</w:t>
+      </w:r>
+    </w:p>
+    <w:p>
+      <w:pPr>
+        <w:spacing w:before="60" w:after="120"/>
+      </w:pPr>
+      <w:r>
+        <w:rPr>
+          <w:color w:val="000000"/>
+        </w:rPr>
+        <w:t>Câu 7: She asked me not to leave.</w:t>
+      </w:r>
+    </w:p>
+    <w:p>
+      <w:pPr>
+        <w:spacing w:before="60" w:after="120"/>
+      </w:pPr>
+      <w:r>
+        <w:rPr>
+          <w:color w:val="000000"/>
+        </w:rPr>
+        <w:t>Câu 8: They said they had arrived the day before.</w:t>
+      </w:r>
+    </w:p>
+    <w:p>
+      <w:pPr>
+        <w:spacing w:before="60" w:after="120"/>
+      </w:pPr>
+      <w:r>
+        <w:rPr>
+          <w:color w:val="000000"/>
+        </w:rPr>
+        <w:t>Câu 9: He told me that he was ill.</w:t>
+      </w:r>
+    </w:p>
+    <w:p>
+      <w:pPr>
+        <w:spacing w:before="60" w:after="120"/>
+      </w:pPr>
+      <w:r>
+        <w:rPr>
+          <w:color w:val="000000"/>
+        </w:rPr>
+        <w:t>Câu 10: The guide asked where the museum was.</w:t>
+      </w:r>
+    </w:p>
+    <w:p>
+      <w:pPr>
+        <w:spacing w:before="240" w:after="60"/>
+        <w:keepNext/>
+      </w:pPr>
+      <w:r>
+        <w:rPr>
+          <w:color w:val="000000"/>
           <w:b/>
         </w:rPr>
-        <w:t xml:space="preserve">PHẦN 9: 1. A museum visit the next day. 2. By seven. 3. Their identity cards. 4. No. 5. At about five that afternoon.</w:t>
-      </w:r>
-    </w:p>
-    <w:p>
-      <w:r>
-        <w:rPr>
+        <w:t>PHẦN 8</w:t>
+      </w:r>
+    </w:p>
+    <w:p>
+      <w:pPr>
+        <w:spacing w:before="60" w:after="120"/>
+      </w:pPr>
+      <w:r>
+        <w:rPr>
+          <w:color w:val="000000"/>
+        </w:rPr>
+        <w:t>Câu 1: Lan said that she was tired.</w:t>
+      </w:r>
+    </w:p>
+    <w:p>
+      <w:pPr>
+        <w:spacing w:before="60" w:after="120"/>
+      </w:pPr>
+      <w:r>
+        <w:rPr>
+          <w:color w:val="000000"/>
+        </w:rPr>
+        <w:t>Câu 2: Nam told me to wait there.</w:t>
+      </w:r>
+    </w:p>
+    <w:p>
+      <w:pPr>
+        <w:spacing w:before="60" w:after="120"/>
+      </w:pPr>
+      <w:r>
+        <w:rPr>
+          <w:color w:val="000000"/>
+        </w:rPr>
+        <w:t>Câu 3: She asked me if/whether I was busy.</w:t>
+      </w:r>
+    </w:p>
+    <w:p>
+      <w:pPr>
+        <w:spacing w:before="60" w:after="120"/>
+      </w:pPr>
+      <w:r>
+        <w:rPr>
+          <w:color w:val="000000"/>
+        </w:rPr>
+        <w:t>Câu 4: He asked me where I lived.</w:t>
+      </w:r>
+    </w:p>
+    <w:p>
+      <w:pPr>
+        <w:spacing w:before="60" w:after="120"/>
+      </w:pPr>
+      <w:r>
+        <w:rPr>
+          <w:color w:val="000000"/>
+        </w:rPr>
+        <w:t>Câu 5: Mum told me to clean my room.</w:t>
+      </w:r>
+    </w:p>
+    <w:p>
+      <w:pPr>
+        <w:spacing w:before="60" w:after="120"/>
+      </w:pPr>
+      <w:r>
+        <w:rPr>
+          <w:color w:val="000000"/>
+        </w:rPr>
+        <w:t>Câu 6: The teacher told us not to talk.</w:t>
+      </w:r>
+    </w:p>
+    <w:p>
+      <w:pPr>
+        <w:spacing w:before="60" w:after="120"/>
+      </w:pPr>
+      <w:r>
+        <w:rPr>
+          <w:color w:val="000000"/>
+        </w:rPr>
+        <w:t>Câu 7: Mai said that she would call the next day.</w:t>
+      </w:r>
+    </w:p>
+    <w:p>
+      <w:pPr>
+        <w:spacing w:before="60" w:after="120"/>
+      </w:pPr>
+      <w:r>
+        <w:rPr>
+          <w:color w:val="000000"/>
+        </w:rPr>
+        <w:t>Câu 8: The doctor advised me to rest.</w:t>
+      </w:r>
+    </w:p>
+    <w:p>
+      <w:pPr>
+        <w:spacing w:before="60" w:after="120"/>
+      </w:pPr>
+      <w:r>
+        <w:rPr>
+          <w:color w:val="000000"/>
+        </w:rPr>
+        <w:t>Câu 9: Lan asked why Nam had left.</w:t>
+      </w:r>
+    </w:p>
+    <w:p>
+      <w:pPr>
+        <w:spacing w:before="60" w:after="120"/>
+      </w:pPr>
+      <w:r>
+        <w:rPr>
+          <w:color w:val="000000"/>
+        </w:rPr>
+        <w:t>Câu 10: Dad reminded me not to forget my key.</w:t>
+      </w:r>
+    </w:p>
+    <w:p>
+      <w:pPr>
+        <w:spacing w:before="240" w:after="60"/>
+        <w:keepNext/>
+      </w:pPr>
+      <w:r>
+        <w:rPr>
+          <w:color w:val="000000"/>
           <w:b/>
         </w:rPr>
-        <w:t xml:space="preserve">BÀI VIẾT MẪU (96 từ): Yesterday, Mr. Long announced that our class would visit a science museum the next day. He told us to arrive at school by seven and warned us not to forget our identity cards. Nam asked whether we had to bring lunch. Mr. Long replied that lunch would be provided. Hoa wanted to know when we would return, and he said that the bus would reach school at about five that afternoon. The teacher asked us to wear comfortable shoes and reminded us not to leave the group. Everyone said that they were excited about the trip.</w:t>
+        <w:t>PHẦN 9</w:t>
+      </w:r>
+    </w:p>
+    <w:p>
+      <w:pPr>
+        <w:spacing w:before="60" w:after="120"/>
+      </w:pPr>
+      <w:r>
+        <w:rPr>
+          <w:color w:val="000000"/>
+        </w:rPr>
+        <w:t>Câu 1: A museum visit the next day.</w:t>
+      </w:r>
+    </w:p>
+    <w:p>
+      <w:pPr>
+        <w:spacing w:before="60" w:after="120"/>
+      </w:pPr>
+      <w:r>
+        <w:rPr>
+          <w:color w:val="000000"/>
+        </w:rPr>
+        <w:t>Câu 2: By seven.</w:t>
+      </w:r>
+    </w:p>
+    <w:p>
+      <w:pPr>
+        <w:spacing w:before="60" w:after="120"/>
+      </w:pPr>
+      <w:r>
+        <w:rPr>
+          <w:color w:val="000000"/>
+        </w:rPr>
+        <w:t>Câu 3: Their identity cards.</w:t>
+      </w:r>
+    </w:p>
+    <w:p>
+      <w:pPr>
+        <w:spacing w:before="60" w:after="120"/>
+      </w:pPr>
+      <w:r>
+        <w:rPr>
+          <w:color w:val="000000"/>
+        </w:rPr>
+        <w:t>Câu 4: No.</w:t>
+      </w:r>
+    </w:p>
+    <w:p>
+      <w:pPr>
+        <w:spacing w:before="60" w:after="120"/>
+      </w:pPr>
+      <w:r>
+        <w:rPr>
+          <w:color w:val="000000"/>
+        </w:rPr>
+        <w:t>Câu 5: At about five that afternoon.</w:t>
+      </w:r>
+    </w:p>
+    <w:p>
+      <w:pPr>
+        <w:spacing w:before="240" w:after="60"/>
+        <w:keepNext/>
+      </w:pPr>
+      <w:r>
+        <w:rPr>
+          <w:color w:val="000000"/>
+          <w:b/>
+        </w:rPr>
+        <w:t>PHẦN 10</w:t>
+      </w:r>
+    </w:p>
+    <w:p>
+      <w:pPr>
+        <w:spacing w:before="240" w:after="60"/>
+        <w:keepNext/>
+      </w:pPr>
+      <w:r>
+        <w:rPr>
+          <w:color w:val="000000"/>
+          <w:b/>
+        </w:rPr>
+        <w:t>Câu trả lời tham khảo</w:t>
+      </w:r>
+    </w:p>
+    <w:p>
+      <w:pPr>
+        <w:spacing w:before="0" w:after="160"/>
+      </w:pPr>
+      <w:r>
+        <w:rPr>
+          <w:color w:val="000000"/>
+        </w:rPr>
+        <w:t>BÀI VIẾT MẪU (96 từ): Yesterday, Mr. Long announced that our class would visit a science museum the next day. He told us to arrive at school by seven and warned us not to forget our identity cards. Nam asked whether we had to bring lunch. Mr. Long replied that lunch would be provided. Hoa wanted to know when we would return, and he said that the bus would reach school at about five that afternoon. The teacher asked us to wear comfortable shoes and reminded us not to leave the group. Everyone said that they were excited about the trip.</w:t>
       </w:r>
     </w:p>
     <w:sectPr>
